--- a/New HSSE Management System 2026/Templates/01-DAN-TMP-HSE-000007__Jun_2026_REV01_Lesson_Learned_Bulletin_Form.docx
+++ b/New HSSE Management System 2026/Templates/01-DAN-TMP-HSE-000007__Jun_2026_REV01_Lesson_Learned_Bulletin_Form.docx
@@ -22,14 +22,14 @@
               <w:pStyle w:val="NoSpacing"/>
               <w:jc w:val="center"/>
               <w:rPr>
-                <w:rFonts w:ascii="Readex Pro Light" w:hAnsi="Readex Pro Light" w:cs="Readex Pro Light"/>
+                <w:rFonts w:ascii="Tahoma" w:hAnsi="Tahoma" w:cs="Tahoma"/>
                 <w:sz w:val="16"/>
                 <w:szCs w:val="16"/>
               </w:rPr>
             </w:pPr>
             <w:r>
               <w:rPr>
-                <w:rFonts w:ascii="Readex Pro Light" w:hAnsi="Readex Pro Light" w:cs="Readex Pro Light"/>
+                <w:rFonts w:ascii="Tahoma" w:hAnsi="Tahoma" w:cs="Tahoma"/>
                 <w:sz w:val="16"/>
                 <w:szCs w:val="16"/>
                 <w:highlight w:val="yellow"/>
@@ -38,7 +38,7 @@
             </w:r>
             <w:r>
               <w:rPr>
-                <w:rFonts w:ascii="Readex Pro Light" w:hAnsi="Readex Pro Light" w:cs="Readex Pro Light"/>
+                <w:rFonts w:ascii="Tahoma" w:hAnsi="Tahoma" w:cs="Tahoma"/>
                 <w:sz w:val="16"/>
                 <w:szCs w:val="16"/>
               </w:rPr>
@@ -46,7 +46,7 @@
             </w:r>
             <w:r>
               <w:rPr>
-                <w:rFonts w:ascii="Readex Pro Light" w:hAnsi="Readex Pro Light" w:cs="Readex Pro Light"/>
+                <w:rFonts w:ascii="Tahoma" w:hAnsi="Tahoma" w:cs="Tahoma"/>
                 <w:sz w:val="16"/>
                 <w:szCs w:val="16"/>
               </w:rPr>
@@ -54,7 +54,7 @@
             </w:r>
             <w:r>
               <w:rPr>
-                <w:rFonts w:ascii="Readex Pro Light" w:hAnsi="Readex Pro Light" w:cs="Readex Pro Light"/>
+                <w:rFonts w:ascii="Tahoma" w:hAnsi="Tahoma" w:cs="Tahoma"/>
                 <w:sz w:val="16"/>
                 <w:szCs w:val="16"/>
               </w:rPr>
@@ -97,35 +97,35 @@
           <w:p>
             <w:pPr>
               <w:rPr>
-                <w:rFonts w:ascii="Readex Pro Light" w:eastAsia="Times New Roman" w:hAnsi="Readex Pro Light" w:cs="Readex Pro Light"/>
+                <w:rFonts w:ascii="Tahoma" w:eastAsia="Tahoma" w:hAnsi="Tahoma" w:cs="Tahoma"/>
                 <w:iCs/>
                 <w:color w:val="FFFFFF" w:themeColor="background1"/>
                 <w:sz w:val="16"/>
                 <w:szCs w:val="16"/>
                 <w:shd w:val="clear" w:color="auto" w:fill="663300"/>
-                <w:lang w:eastAsia="en-GB"/>
+                <w:lang w:eastAsia="Tahoma"/>
               </w:rPr>
             </w:pPr>
             <w:r>
               <w:rPr>
-                <w:rFonts w:ascii="Readex Pro Light" w:eastAsia="Times New Roman" w:hAnsi="Readex Pro Light" w:cs="Readex Pro Light"/>
+                <w:rFonts w:ascii="Tahoma" w:eastAsia="Tahoma" w:hAnsi="Tahoma" w:cs="Tahoma"/>
                 <w:iCs/>
                 <w:color w:val="FFFFFF" w:themeColor="background1"/>
                 <w:sz w:val="16"/>
                 <w:szCs w:val="16"/>
-                <w:lang w:eastAsia="en-GB"/>
+                <w:lang w:eastAsia="Tahoma"/>
               </w:rPr>
               <w:t>This H</w:t>
             </w:r>
             <w:r>
               <w:rPr>
-                <w:rFonts w:ascii="Readex Pro Light" w:eastAsia="Times New Roman" w:hAnsi="Readex Pro Light" w:cs="Readex Pro Light"/>
+                <w:rFonts w:ascii="Tahoma" w:eastAsia="Tahoma" w:hAnsi="Tahoma" w:cs="Tahoma"/>
                 <w:iCs/>
                 <w:color w:val="FFFFFF" w:themeColor="background1"/>
                 <w:sz w:val="16"/>
                 <w:szCs w:val="16"/>
                 <w:shd w:val="clear" w:color="auto" w:fill="663300"/>
-                <w:lang w:eastAsia="en-GB"/>
+                <w:lang w:eastAsia="Tahoma"/>
               </w:rPr>
               <w:t>&amp;S Bulletins must be posted on all notice boards across DAN projects and communicated to the workforce so that we are all learning from the experience of others. The knowledge of this incident will be helpful to prevent similar events from happening in the future.</w:t>
             </w:r>
@@ -146,16 +146,16 @@
             <w:pPr>
               <w:jc w:val="center"/>
               <w:rPr>
-                <w:rFonts w:ascii="Readex Pro Light" w:eastAsia="Times New Roman" w:hAnsi="Readex Pro Light" w:cs="Readex Pro Light"/>
-                <w:iCs/>
-                <w:sz w:val="16"/>
-                <w:szCs w:val="16"/>
-                <w:lang w:eastAsia="en-GB"/>
+                <w:rFonts w:ascii="Tahoma" w:eastAsia="Tahoma" w:hAnsi="Tahoma" w:cs="Tahoma"/>
+                <w:iCs/>
+                <w:sz w:val="16"/>
+                <w:szCs w:val="16"/>
+                <w:lang w:eastAsia="Tahoma"/>
               </w:rPr>
             </w:pPr>
             <w:r>
               <w:rPr>
-                <w:rFonts w:ascii="Readex Pro Light" w:eastAsia="Calibri" w:hAnsi="Readex Pro Light" w:cs="Readex Pro Light"/>
+                <w:rFonts w:ascii="Tahoma" w:eastAsia="Tahoma" w:hAnsi="Tahoma" w:cs="Tahoma"/>
                 <w:b/>
                 <w:bCs/>
                 <w:iCs/>
@@ -176,16 +176,16 @@
             <w:pPr>
               <w:jc w:val="center"/>
               <w:rPr>
-                <w:rFonts w:ascii="Readex Pro Light" w:eastAsia="Times New Roman" w:hAnsi="Readex Pro Light" w:cs="Readex Pro Light"/>
-                <w:iCs/>
-                <w:sz w:val="16"/>
-                <w:szCs w:val="16"/>
-                <w:lang w:eastAsia="en-GB"/>
+                <w:rFonts w:ascii="Tahoma" w:eastAsia="Tahoma" w:hAnsi="Tahoma" w:cs="Tahoma"/>
+                <w:iCs/>
+                <w:sz w:val="16"/>
+                <w:szCs w:val="16"/>
+                <w:lang w:eastAsia="Tahoma"/>
               </w:rPr>
             </w:pPr>
             <w:r>
               <w:rPr>
-                <w:rFonts w:ascii="Readex Pro Light" w:eastAsia="Calibri" w:hAnsi="Readex Pro Light" w:cs="Readex Pro Light"/>
+                <w:rFonts w:ascii="Tahoma" w:eastAsia="Tahoma" w:hAnsi="Tahoma" w:cs="Tahoma"/>
                 <w:b/>
                 <w:bCs/>
                 <w:iCs/>
@@ -208,12 +208,12 @@
           <w:p>
             <w:pPr>
               <w:rPr>
-                <w:rFonts w:ascii="Readex Pro Light" w:eastAsia="Times New Roman" w:hAnsi="Readex Pro Light" w:cs="Readex Pro Light"/>
+                <w:rFonts w:ascii="Tahoma" w:eastAsia="Tahoma" w:hAnsi="Tahoma" w:cs="Tahoma"/>
                 <w:iCs/>
                 <w:color w:val="808080"/>
                 <w:sz w:val="16"/>
                 <w:szCs w:val="16"/>
-                <w:lang w:eastAsia="en-GB"/>
+                <w:lang w:eastAsia="Tahoma"/>
               </w:rPr>
             </w:pPr>
           </w:p>
@@ -226,12 +226,12 @@
             <w:pPr>
               <w:jc w:val="center"/>
               <w:rPr>
-                <w:rFonts w:ascii="Readex Pro Light" w:eastAsia="Times New Roman" w:hAnsi="Readex Pro Light" w:cs="Readex Pro Light"/>
+                <w:rFonts w:ascii="Tahoma" w:eastAsia="Tahoma" w:hAnsi="Tahoma" w:cs="Tahoma"/>
                 <w:iCs/>
                 <w:color w:val="808080"/>
                 <w:sz w:val="16"/>
                 <w:szCs w:val="16"/>
-                <w:lang w:eastAsia="en-GB"/>
+                <w:lang w:eastAsia="Tahoma"/>
               </w:rPr>
             </w:pPr>
           </w:p>
@@ -250,22 +250,22 @@
             <w:pPr>
               <w:jc w:val="center"/>
               <w:rPr>
-                <w:rFonts w:ascii="Readex Pro Light" w:eastAsia="Times New Roman" w:hAnsi="Readex Pro Light" w:cs="Readex Pro Light"/>
-                <w:iCs/>
-                <w:sz w:val="16"/>
-                <w:szCs w:val="16"/>
-                <w:lang w:eastAsia="en-GB"/>
+                <w:rFonts w:ascii="Tahoma" w:eastAsia="Tahoma" w:hAnsi="Tahoma" w:cs="Tahoma"/>
+                <w:iCs/>
+                <w:sz w:val="16"/>
+                <w:szCs w:val="16"/>
+                <w:lang w:eastAsia="Tahoma"/>
               </w:rPr>
             </w:pPr>
             <w:r>
               <w:rPr>
-                <w:rFonts w:ascii="Readex Pro Light" w:eastAsia="Times New Roman" w:hAnsi="Readex Pro Light" w:cs="Readex Pro Light"/>
+                <w:rFonts w:ascii="Tahoma" w:eastAsia="Tahoma" w:hAnsi="Tahoma" w:cs="Tahoma"/>
                 <w:iCs/>
                 <w:color w:val="808080"/>
                 <w:sz w:val="16"/>
                 <w:szCs w:val="16"/>
                 <w:highlight w:val="yellow"/>
-                <w:lang w:eastAsia="en-GB"/>
+                <w:lang w:eastAsia="Tahoma"/>
               </w:rPr>
               <w:t>Insert incident pictures here</w:t>
             </w:r>
@@ -308,7 +308,7 @@
           <w:p>
             <w:pPr>
               <w:rPr>
-                <w:rFonts w:ascii="Readex Pro Light" w:eastAsia="Calibri" w:hAnsi="Readex Pro Light" w:cs="Readex Pro Light"/>
+                <w:rFonts w:ascii="Tahoma" w:eastAsia="Tahoma" w:hAnsi="Tahoma" w:cs="Tahoma"/>
                 <w:b/>
                 <w:bCs/>
                 <w:iCs/>
@@ -319,7 +319,7 @@
             </w:pPr>
             <w:r>
               <w:rPr>
-                <w:rFonts w:ascii="Readex Pro Light" w:eastAsia="Calibri" w:hAnsi="Readex Pro Light" w:cs="Readex Pro Light"/>
+                <w:rFonts w:ascii="Tahoma" w:eastAsia="Tahoma" w:hAnsi="Tahoma" w:cs="Tahoma"/>
                 <w:b/>
                 <w:bCs/>
                 <w:iCs/>
@@ -341,7 +341,7 @@
           <w:p>
             <w:pPr>
               <w:rPr>
-                <w:rFonts w:ascii="Readex Pro Light" w:eastAsia="Calibri" w:hAnsi="Readex Pro Light" w:cs="Readex Pro Light"/>
+                <w:rFonts w:ascii="Tahoma" w:eastAsia="Tahoma" w:hAnsi="Tahoma" w:cs="Tahoma"/>
                 <w:b/>
                 <w:bCs/>
                 <w:iCs/>
@@ -352,7 +352,7 @@
             </w:pPr>
             <w:r>
               <w:rPr>
-                <w:rFonts w:ascii="Readex Pro Light" w:eastAsia="Calibri" w:hAnsi="Readex Pro Light" w:cs="Readex Pro Light"/>
+                <w:rFonts w:ascii="Tahoma" w:eastAsia="Tahoma" w:hAnsi="Tahoma" w:cs="Tahoma"/>
                 <w:b/>
                 <w:bCs/>
                 <w:iCs/>
@@ -379,7 +379,7 @@
           <w:p>
             <w:pPr>
               <w:rPr>
-                <w:rFonts w:ascii="Readex Pro Light" w:eastAsia="Calibri" w:hAnsi="Readex Pro Light" w:cs="Readex Pro Light"/>
+                <w:rFonts w:ascii="Tahoma" w:eastAsia="Tahoma" w:hAnsi="Tahoma" w:cs="Tahoma"/>
                 <w:iCs/>
                 <w:color w:val="000000"/>
                 <w:sz w:val="16"/>
@@ -398,7 +398,7 @@
           <w:p>
             <w:pPr>
               <w:rPr>
-                <w:rFonts w:ascii="Readex Pro Light" w:eastAsia="Calibri" w:hAnsi="Readex Pro Light" w:cs="Readex Pro Light"/>
+                <w:rFonts w:ascii="Tahoma" w:eastAsia="Tahoma" w:hAnsi="Tahoma" w:cs="Tahoma"/>
                 <w:iCs/>
                 <w:sz w:val="16"/>
                 <w:szCs w:val="16"/>
@@ -406,7 +406,7 @@
             </w:pPr>
             <w:r>
               <w:rPr>
-                <w:rFonts w:ascii="Readex Pro Light" w:eastAsia="Calibri" w:hAnsi="Readex Pro Light" w:cs="Readex Pro Light"/>
+                <w:rFonts w:ascii="Tahoma" w:eastAsia="Tahoma" w:hAnsi="Tahoma" w:cs="Tahoma"/>
                 <w:iCs/>
                 <w:sz w:val="16"/>
                 <w:szCs w:val="16"/>
@@ -430,7 +430,7 @@
           <w:p>
             <w:pPr>
               <w:rPr>
-                <w:rFonts w:ascii="Readex Pro Light" w:eastAsia="Calibri" w:hAnsi="Readex Pro Light" w:cs="Readex Pro Light"/>
+                <w:rFonts w:ascii="Tahoma" w:eastAsia="Tahoma" w:hAnsi="Tahoma" w:cs="Tahoma"/>
                 <w:iCs/>
                 <w:color w:val="000000"/>
                 <w:sz w:val="16"/>
@@ -448,7 +448,7 @@
           <w:p>
             <w:pPr>
               <w:rPr>
-                <w:rFonts w:ascii="Readex Pro Light" w:eastAsia="Calibri" w:hAnsi="Readex Pro Light" w:cs="Readex Pro Light"/>
+                <w:rFonts w:ascii="Tahoma" w:eastAsia="Tahoma" w:hAnsi="Tahoma" w:cs="Tahoma"/>
                 <w:iCs/>
                 <w:color w:val="000000"/>
                 <w:sz w:val="16"/>
@@ -459,7 +459,7 @@
           <w:p>
             <w:pPr>
               <w:rPr>
-                <w:rFonts w:ascii="Readex Pro Light" w:eastAsia="Calibri" w:hAnsi="Readex Pro Light" w:cs="Readex Pro Light"/>
+                <w:rFonts w:ascii="Tahoma" w:eastAsia="Tahoma" w:hAnsi="Tahoma" w:cs="Tahoma"/>
                 <w:iCs/>
                 <w:color w:val="000000"/>
                 <w:sz w:val="16"/>
@@ -483,7 +483,7 @@
           <w:p>
             <w:pPr>
               <w:rPr>
-                <w:rFonts w:ascii="Readex Pro Light" w:eastAsia="Calibri" w:hAnsi="Readex Pro Light" w:cs="Readex Pro Light"/>
+                <w:rFonts w:ascii="Tahoma" w:eastAsia="Tahoma" w:hAnsi="Tahoma" w:cs="Tahoma"/>
                 <w:iCs/>
                 <w:color w:val="000000"/>
                 <w:sz w:val="16"/>
@@ -501,7 +501,7 @@
           <w:p>
             <w:pPr>
               <w:rPr>
-                <w:rFonts w:ascii="Readex Pro Light" w:eastAsia="Calibri" w:hAnsi="Readex Pro Light" w:cs="Readex Pro Light"/>
+                <w:rFonts w:ascii="Tahoma" w:eastAsia="Tahoma" w:hAnsi="Tahoma" w:cs="Tahoma"/>
                 <w:iCs/>
                 <w:sz w:val="16"/>
                 <w:szCs w:val="16"/>
@@ -509,7 +509,7 @@
             </w:pPr>
             <w:r>
               <w:rPr>
-                <w:rFonts w:ascii="Readex Pro Light" w:eastAsia="Calibri" w:hAnsi="Readex Pro Light" w:cs="Readex Pro Light"/>
+                <w:rFonts w:ascii="Tahoma" w:eastAsia="Tahoma" w:hAnsi="Tahoma" w:cs="Tahoma"/>
                 <w:iCs/>
                 <w:sz w:val="16"/>
                 <w:szCs w:val="16"/>
@@ -533,7 +533,7 @@
           <w:p>
             <w:pPr>
               <w:rPr>
-                <w:rFonts w:ascii="Readex Pro Light" w:eastAsia="Calibri" w:hAnsi="Readex Pro Light" w:cs="Readex Pro Light"/>
+                <w:rFonts w:ascii="Tahoma" w:eastAsia="Tahoma" w:hAnsi="Tahoma" w:cs="Tahoma"/>
                 <w:iCs/>
                 <w:color w:val="000000"/>
                 <w:sz w:val="16"/>
@@ -551,7 +551,7 @@
           <w:p>
             <w:pPr>
               <w:rPr>
-                <w:rFonts w:ascii="Readex Pro Light" w:eastAsia="Calibri" w:hAnsi="Readex Pro Light" w:cs="Readex Pro Light"/>
+                <w:rFonts w:ascii="Tahoma" w:eastAsia="Tahoma" w:hAnsi="Tahoma" w:cs="Tahoma"/>
                 <w:iCs/>
                 <w:color w:val="000000"/>
                 <w:sz w:val="16"/>
@@ -562,7 +562,7 @@
           <w:p>
             <w:pPr>
               <w:rPr>
-                <w:rFonts w:ascii="Readex Pro Light" w:eastAsia="Calibri" w:hAnsi="Readex Pro Light" w:cs="Readex Pro Light"/>
+                <w:rFonts w:ascii="Tahoma" w:eastAsia="Tahoma" w:hAnsi="Tahoma" w:cs="Tahoma"/>
                 <w:iCs/>
                 <w:color w:val="000000"/>
                 <w:sz w:val="16"/>
@@ -586,7 +586,7 @@
           <w:p>
             <w:pPr>
               <w:rPr>
-                <w:rFonts w:ascii="Readex Pro Light" w:eastAsia="Calibri" w:hAnsi="Readex Pro Light" w:cs="Readex Pro Light"/>
+                <w:rFonts w:ascii="Tahoma" w:eastAsia="Tahoma" w:hAnsi="Tahoma" w:cs="Tahoma"/>
                 <w:iCs/>
                 <w:color w:val="000000"/>
                 <w:sz w:val="16"/>
@@ -604,7 +604,7 @@
           <w:p>
             <w:pPr>
               <w:rPr>
-                <w:rFonts w:ascii="Readex Pro Light" w:eastAsia="Calibri" w:hAnsi="Readex Pro Light" w:cs="Readex Pro Light"/>
+                <w:rFonts w:ascii="Tahoma" w:eastAsia="Tahoma" w:hAnsi="Tahoma" w:cs="Tahoma"/>
                 <w:iCs/>
                 <w:sz w:val="16"/>
                 <w:szCs w:val="16"/>
@@ -612,7 +612,7 @@
             </w:pPr>
             <w:r>
               <w:rPr>
-                <w:rFonts w:ascii="Readex Pro Light" w:eastAsia="Calibri" w:hAnsi="Readex Pro Light" w:cs="Readex Pro Light"/>
+                <w:rFonts w:ascii="Tahoma" w:eastAsia="Tahoma" w:hAnsi="Tahoma" w:cs="Tahoma"/>
                 <w:iCs/>
                 <w:sz w:val="16"/>
                 <w:szCs w:val="16"/>
@@ -621,7 +621,7 @@
             </w:r>
             <w:r>
               <w:rPr>
-                <w:rFonts w:ascii="Readex Pro Light" w:eastAsia="Calibri" w:hAnsi="Readex Pro Light" w:cs="Readex Pro Light"/>
+                <w:rFonts w:ascii="Tahoma" w:eastAsia="Tahoma" w:hAnsi="Tahoma" w:cs="Tahoma"/>
                 <w:iCs/>
                 <w:sz w:val="16"/>
                 <w:szCs w:val="16"/>
@@ -631,7 +631,7 @@
             </w:r>
             <w:r>
               <w:rPr>
-                <w:rFonts w:ascii="Readex Pro Light" w:eastAsia="Calibri" w:hAnsi="Readex Pro Light" w:cs="Readex Pro Light"/>
+                <w:rFonts w:ascii="Tahoma" w:eastAsia="Tahoma" w:hAnsi="Tahoma" w:cs="Tahoma"/>
                 <w:iCs/>
                 <w:sz w:val="16"/>
                 <w:szCs w:val="16"/>
@@ -656,7 +656,7 @@
           <w:p>
             <w:pPr>
               <w:rPr>
-                <w:rFonts w:ascii="Readex Pro Light" w:eastAsia="Calibri" w:hAnsi="Readex Pro Light" w:cs="Readex Pro Light"/>
+                <w:rFonts w:ascii="Tahoma" w:eastAsia="Tahoma" w:hAnsi="Tahoma" w:cs="Tahoma"/>
                 <w:iCs/>
                 <w:color w:val="000000"/>
                 <w:sz w:val="16"/>
@@ -674,7 +674,7 @@
           <w:p>
             <w:pPr>
               <w:rPr>
-                <w:rFonts w:ascii="Readex Pro Light" w:eastAsia="Calibri" w:hAnsi="Readex Pro Light" w:cs="Readex Pro Light"/>
+                <w:rFonts w:ascii="Tahoma" w:eastAsia="Tahoma" w:hAnsi="Tahoma" w:cs="Tahoma"/>
                 <w:iCs/>
                 <w:color w:val="000000"/>
                 <w:sz w:val="16"/>
@@ -685,7 +685,7 @@
           <w:p>
             <w:pPr>
               <w:rPr>
-                <w:rFonts w:ascii="Readex Pro Light" w:eastAsia="Calibri" w:hAnsi="Readex Pro Light" w:cs="Readex Pro Light"/>
+                <w:rFonts w:ascii="Tahoma" w:eastAsia="Tahoma" w:hAnsi="Tahoma" w:cs="Tahoma"/>
                 <w:iCs/>
                 <w:color w:val="000000"/>
                 <w:sz w:val="16"/>
@@ -709,7 +709,7 @@
           <w:p>
             <w:pPr>
               <w:rPr>
-                <w:rFonts w:ascii="Readex Pro Light" w:eastAsia="Calibri" w:hAnsi="Readex Pro Light" w:cs="Readex Pro Light"/>
+                <w:rFonts w:ascii="Tahoma" w:eastAsia="Tahoma" w:hAnsi="Tahoma" w:cs="Tahoma"/>
                 <w:b/>
                 <w:bCs/>
                 <w:iCs/>
@@ -720,7 +720,7 @@
             </w:pPr>
             <w:r>
               <w:rPr>
-                <w:rFonts w:ascii="Readex Pro Light" w:eastAsia="Calibri" w:hAnsi="Readex Pro Light" w:cs="Readex Pro Light"/>
+                <w:rFonts w:ascii="Tahoma" w:eastAsia="Tahoma" w:hAnsi="Tahoma" w:cs="Tahoma"/>
                 <w:b/>
                 <w:bCs/>
                 <w:iCs/>
@@ -742,7 +742,7 @@
           <w:p>
             <w:pPr>
               <w:rPr>
-                <w:rFonts w:ascii="Readex Pro Light" w:eastAsia="Calibri" w:hAnsi="Readex Pro Light" w:cs="Readex Pro Light"/>
+                <w:rFonts w:ascii="Tahoma" w:eastAsia="Tahoma" w:hAnsi="Tahoma" w:cs="Tahoma"/>
                 <w:b/>
                 <w:bCs/>
                 <w:iCs/>
@@ -753,7 +753,7 @@
             </w:pPr>
             <w:r>
               <w:rPr>
-                <w:rFonts w:ascii="Readex Pro Light" w:eastAsia="Calibri" w:hAnsi="Readex Pro Light" w:cs="Readex Pro Light"/>
+                <w:rFonts w:ascii="Tahoma" w:eastAsia="Tahoma" w:hAnsi="Tahoma" w:cs="Tahoma"/>
                 <w:b/>
                 <w:bCs/>
                 <w:iCs/>
@@ -780,7 +780,7 @@
           <w:p>
             <w:pPr>
               <w:rPr>
-                <w:rFonts w:ascii="Readex Pro Light" w:eastAsia="Calibri" w:hAnsi="Readex Pro Light" w:cs="Readex Pro Light"/>
+                <w:rFonts w:ascii="Tahoma" w:eastAsia="Tahoma" w:hAnsi="Tahoma" w:cs="Tahoma"/>
                 <w:iCs/>
                 <w:color w:val="000000"/>
                 <w:sz w:val="16"/>
@@ -798,7 +798,7 @@
           <w:p>
             <w:pPr>
               <w:rPr>
-                <w:rFonts w:ascii="Readex Pro Light" w:eastAsia="Calibri" w:hAnsi="Readex Pro Light" w:cs="Readex Pro Light"/>
+                <w:rFonts w:ascii="Tahoma" w:eastAsia="Tahoma" w:hAnsi="Tahoma" w:cs="Tahoma"/>
                 <w:iCs/>
                 <w:sz w:val="16"/>
                 <w:szCs w:val="16"/>
@@ -806,7 +806,7 @@
             </w:pPr>
             <w:r>
               <w:rPr>
-                <w:rFonts w:ascii="Readex Pro Light" w:eastAsia="Calibri" w:hAnsi="Readex Pro Light" w:cs="Readex Pro Light"/>
+                <w:rFonts w:ascii="Tahoma" w:eastAsia="Tahoma" w:hAnsi="Tahoma" w:cs="Tahoma"/>
                 <w:iCs/>
                 <w:sz w:val="16"/>
                 <w:szCs w:val="16"/>
@@ -830,7 +830,7 @@
           <w:p>
             <w:pPr>
               <w:rPr>
-                <w:rFonts w:ascii="Readex Pro Light" w:eastAsia="Calibri" w:hAnsi="Readex Pro Light" w:cs="Readex Pro Light"/>
+                <w:rFonts w:ascii="Tahoma" w:eastAsia="Tahoma" w:hAnsi="Tahoma" w:cs="Tahoma"/>
                 <w:iCs/>
                 <w:color w:val="000000"/>
                 <w:sz w:val="16"/>
@@ -848,7 +848,7 @@
           <w:p>
             <w:pPr>
               <w:rPr>
-                <w:rFonts w:ascii="Readex Pro Light" w:eastAsia="Calibri" w:hAnsi="Readex Pro Light" w:cs="Readex Pro Light"/>
+                <w:rFonts w:ascii="Tahoma" w:eastAsia="Tahoma" w:hAnsi="Tahoma" w:cs="Tahoma"/>
                 <w:iCs/>
                 <w:color w:val="000000"/>
                 <w:sz w:val="16"/>
@@ -859,7 +859,7 @@
           <w:p>
             <w:pPr>
               <w:rPr>
-                <w:rFonts w:ascii="Readex Pro Light" w:eastAsia="Calibri" w:hAnsi="Readex Pro Light" w:cs="Readex Pro Light"/>
+                <w:rFonts w:ascii="Tahoma" w:eastAsia="Tahoma" w:hAnsi="Tahoma" w:cs="Tahoma"/>
                 <w:iCs/>
                 <w:color w:val="000000"/>
                 <w:sz w:val="16"/>
@@ -883,7 +883,7 @@
           <w:p>
             <w:pPr>
               <w:rPr>
-                <w:rFonts w:ascii="Readex Pro Light" w:eastAsia="Calibri" w:hAnsi="Readex Pro Light" w:cs="Readex Pro Light"/>
+                <w:rFonts w:ascii="Tahoma" w:eastAsia="Tahoma" w:hAnsi="Tahoma" w:cs="Tahoma"/>
                 <w:iCs/>
                 <w:color w:val="000000"/>
                 <w:sz w:val="16"/>
@@ -901,7 +901,7 @@
           <w:p>
             <w:pPr>
               <w:rPr>
-                <w:rFonts w:ascii="Readex Pro Light" w:eastAsia="Calibri" w:hAnsi="Readex Pro Light" w:cs="Readex Pro Light"/>
+                <w:rFonts w:ascii="Tahoma" w:eastAsia="Tahoma" w:hAnsi="Tahoma" w:cs="Tahoma"/>
                 <w:iCs/>
                 <w:sz w:val="16"/>
                 <w:szCs w:val="16"/>
@@ -909,7 +909,7 @@
             </w:pPr>
             <w:r>
               <w:rPr>
-                <w:rFonts w:ascii="Readex Pro Light" w:eastAsia="Calibri" w:hAnsi="Readex Pro Light" w:cs="Readex Pro Light"/>
+                <w:rFonts w:ascii="Tahoma" w:eastAsia="Tahoma" w:hAnsi="Tahoma" w:cs="Tahoma"/>
                 <w:iCs/>
                 <w:sz w:val="16"/>
                 <w:szCs w:val="16"/>
@@ -933,7 +933,7 @@
           <w:p>
             <w:pPr>
               <w:rPr>
-                <w:rFonts w:ascii="Readex Pro Light" w:eastAsia="Calibri" w:hAnsi="Readex Pro Light" w:cs="Readex Pro Light"/>
+                <w:rFonts w:ascii="Tahoma" w:eastAsia="Tahoma" w:hAnsi="Tahoma" w:cs="Tahoma"/>
                 <w:iCs/>
                 <w:color w:val="000000"/>
                 <w:sz w:val="16"/>
@@ -951,7 +951,7 @@
           <w:p>
             <w:pPr>
               <w:rPr>
-                <w:rFonts w:ascii="Readex Pro Light" w:eastAsia="Calibri" w:hAnsi="Readex Pro Light" w:cs="Readex Pro Light"/>
+                <w:rFonts w:ascii="Tahoma" w:eastAsia="Tahoma" w:hAnsi="Tahoma" w:cs="Tahoma"/>
                 <w:iCs/>
                 <w:color w:val="000000"/>
                 <w:sz w:val="16"/>
@@ -962,7 +962,7 @@
           <w:p>
             <w:pPr>
               <w:rPr>
-                <w:rFonts w:ascii="Readex Pro Light" w:eastAsia="Calibri" w:hAnsi="Readex Pro Light" w:cs="Readex Pro Light"/>
+                <w:rFonts w:ascii="Tahoma" w:eastAsia="Tahoma" w:hAnsi="Tahoma" w:cs="Tahoma"/>
                 <w:iCs/>
                 <w:color w:val="000000"/>
                 <w:sz w:val="16"/>
@@ -985,7 +985,7 @@
           <w:p>
             <w:pPr>
               <w:rPr>
-                <w:rFonts w:ascii="Readex Pro Light" w:eastAsia="Calibri" w:hAnsi="Readex Pro Light" w:cs="Readex Pro Light"/>
+                <w:rFonts w:ascii="Tahoma" w:eastAsia="Tahoma" w:hAnsi="Tahoma" w:cs="Tahoma"/>
                 <w:iCs/>
                 <w:sz w:val="16"/>
                 <w:szCs w:val="16"/>
@@ -993,7 +993,7 @@
             </w:pPr>
             <w:r>
               <w:rPr>
-                <w:rFonts w:ascii="Readex Pro Light" w:eastAsia="Calibri" w:hAnsi="Readex Pro Light" w:cs="Readex Pro Light"/>
+                <w:rFonts w:ascii="Tahoma" w:eastAsia="Tahoma" w:hAnsi="Tahoma" w:cs="Tahoma"/>
                 <w:iCs/>
                 <w:color w:val="FFFFFF" w:themeColor="background1"/>
                 <w:sz w:val="16"/>
@@ -1011,7 +1011,7 @@
           <w:p>
             <w:pPr>
               <w:rPr>
-                <w:rFonts w:ascii="Readex Pro Light" w:eastAsia="Calibri" w:hAnsi="Readex Pro Light" w:cs="Readex Pro Light"/>
+                <w:rFonts w:ascii="Tahoma" w:eastAsia="Tahoma" w:hAnsi="Tahoma" w:cs="Tahoma"/>
                 <w:iCs/>
                 <w:sz w:val="16"/>
                 <w:szCs w:val="16"/>
@@ -1019,7 +1019,7 @@
             </w:pPr>
             <w:r>
               <w:rPr>
-                <w:rFonts w:ascii="Readex Pro Light" w:eastAsia="Calibri" w:hAnsi="Readex Pro Light" w:cs="Readex Pro Light"/>
+                <w:rFonts w:ascii="Tahoma" w:eastAsia="Tahoma" w:hAnsi="Tahoma" w:cs="Tahoma"/>
                 <w:iCs/>
                 <w:sz w:val="16"/>
                 <w:szCs w:val="16"/>
@@ -1037,7 +1037,7 @@
           <w:p>
             <w:pPr>
               <w:rPr>
-                <w:rFonts w:ascii="Readex Pro Light" w:eastAsia="Calibri" w:hAnsi="Readex Pro Light" w:cs="Readex Pro Light"/>
+                <w:rFonts w:ascii="Tahoma" w:eastAsia="Tahoma" w:hAnsi="Tahoma" w:cs="Tahoma"/>
                 <w:iCs/>
                 <w:sz w:val="16"/>
                 <w:szCs w:val="16"/>
@@ -1045,7 +1045,7 @@
             </w:pPr>
             <w:r>
               <w:rPr>
-                <w:rFonts w:ascii="Readex Pro Light" w:eastAsia="Calibri" w:hAnsi="Readex Pro Light" w:cs="Readex Pro Light"/>
+                <w:rFonts w:ascii="Tahoma" w:eastAsia="Tahoma" w:hAnsi="Tahoma" w:cs="Tahoma"/>
                 <w:iCs/>
                 <w:color w:val="FFFFFF" w:themeColor="background1"/>
                 <w:sz w:val="16"/>
@@ -1063,7 +1063,7 @@
           <w:p>
             <w:pPr>
               <w:rPr>
-                <w:rFonts w:ascii="Readex Pro Light" w:eastAsia="Calibri" w:hAnsi="Readex Pro Light" w:cs="Readex Pro Light"/>
+                <w:rFonts w:ascii="Tahoma" w:eastAsia="Tahoma" w:hAnsi="Tahoma" w:cs="Tahoma"/>
                 <w:iCs/>
                 <w:sz w:val="16"/>
                 <w:szCs w:val="16"/>
@@ -1071,7 +1071,7 @@
             </w:pPr>
             <w:r>
               <w:rPr>
-                <w:rFonts w:ascii="Readex Pro Light" w:eastAsia="Calibri" w:hAnsi="Readex Pro Light" w:cs="Readex Pro Light"/>
+                <w:rFonts w:ascii="Tahoma" w:eastAsia="Tahoma" w:hAnsi="Tahoma" w:cs="Tahoma"/>
                 <w:iCs/>
                 <w:sz w:val="16"/>
                 <w:szCs w:val="16"/>
@@ -1094,7 +1094,7 @@
           <w:p>
             <w:pPr>
               <w:rPr>
-                <w:rFonts w:ascii="Readex Pro Light" w:eastAsia="Calibri" w:hAnsi="Readex Pro Light" w:cs="Readex Pro Light"/>
+                <w:rFonts w:ascii="Tahoma" w:eastAsia="Tahoma" w:hAnsi="Tahoma" w:cs="Tahoma"/>
                 <w:iCs/>
                 <w:color w:val="FFFFFF" w:themeColor="background1"/>
                 <w:sz w:val="16"/>
@@ -1103,7 +1103,7 @@
             </w:pPr>
             <w:r>
               <w:rPr>
-                <w:rFonts w:ascii="Readex Pro Light" w:eastAsia="Calibri" w:hAnsi="Readex Pro Light" w:cs="Readex Pro Light"/>
+                <w:rFonts w:ascii="Tahoma" w:eastAsia="Tahoma" w:hAnsi="Tahoma" w:cs="Tahoma"/>
                 <w:iCs/>
                 <w:color w:val="FFFFFF" w:themeColor="background1"/>
                 <w:sz w:val="16"/>
@@ -1121,7 +1121,7 @@
           <w:p>
             <w:pPr>
               <w:rPr>
-                <w:rFonts w:ascii="Readex Pro Light" w:eastAsia="Calibri" w:hAnsi="Readex Pro Light" w:cs="Readex Pro Light"/>
+                <w:rFonts w:ascii="Tahoma" w:eastAsia="Tahoma" w:hAnsi="Tahoma" w:cs="Tahoma"/>
                 <w:iCs/>
                 <w:sz w:val="16"/>
                 <w:szCs w:val="16"/>
@@ -1138,7 +1138,7 @@
           <w:p>
             <w:pPr>
               <w:rPr>
-                <w:rFonts w:ascii="Readex Pro Light" w:eastAsia="Calibri" w:hAnsi="Readex Pro Light" w:cs="Readex Pro Light"/>
+                <w:rFonts w:ascii="Tahoma" w:eastAsia="Tahoma" w:hAnsi="Tahoma" w:cs="Tahoma"/>
                 <w:iCs/>
                 <w:color w:val="FFFFFF"/>
                 <w:sz w:val="16"/>
@@ -1147,7 +1147,7 @@
             </w:pPr>
             <w:r>
               <w:rPr>
-                <w:rFonts w:ascii="Readex Pro Light" w:eastAsia="Calibri" w:hAnsi="Readex Pro Light" w:cs="Readex Pro Light"/>
+                <w:rFonts w:ascii="Tahoma" w:eastAsia="Tahoma" w:hAnsi="Tahoma" w:cs="Tahoma"/>
                 <w:iCs/>
                 <w:color w:val="FFFFFF" w:themeColor="background1"/>
                 <w:sz w:val="16"/>
@@ -1157,7 +1157,7 @@
             </w:r>
             <w:r>
               <w:rPr>
-                <w:rFonts w:ascii="Readex Pro Light" w:eastAsia="Calibri" w:hAnsi="Readex Pro Light" w:cs="Readex Pro Light"/>
+                <w:rFonts w:ascii="Tahoma" w:eastAsia="Tahoma" w:hAnsi="Tahoma" w:cs="Tahoma"/>
                 <w:iCs/>
                 <w:color w:val="FFFFFF" w:themeColor="background1"/>
                 <w:sz w:val="16"/>
@@ -1167,7 +1167,7 @@
             </w:r>
             <w:r>
               <w:rPr>
-                <w:rFonts w:ascii="Readex Pro Light" w:eastAsia="Calibri" w:hAnsi="Readex Pro Light" w:cs="Readex Pro Light"/>
+                <w:rFonts w:ascii="Tahoma" w:eastAsia="Tahoma" w:hAnsi="Tahoma" w:cs="Tahoma"/>
                 <w:iCs/>
                 <w:color w:val="FFFFFF" w:themeColor="background1"/>
                 <w:sz w:val="16"/>
@@ -1185,7 +1185,7 @@
           <w:p>
             <w:pPr>
               <w:rPr>
-                <w:rFonts w:ascii="Readex Pro Light" w:eastAsia="Calibri" w:hAnsi="Readex Pro Light" w:cs="Readex Pro Light"/>
+                <w:rFonts w:ascii="Tahoma" w:eastAsia="Tahoma" w:hAnsi="Tahoma" w:cs="Tahoma"/>
                 <w:iCs/>
                 <w:sz w:val="16"/>
                 <w:szCs w:val="16"/>
@@ -1198,7 +1198,7 @@
     <w:p>
       <w:pPr>
         <w:rPr>
-          <w:rFonts w:ascii="Readex Pro Light" w:hAnsi="Readex Pro Light" w:cs="Readex Pro Light"/>
+          <w:rFonts w:ascii="Tahoma" w:hAnsi="Tahoma" w:cs="Tahoma"/>
           <w:sz w:val="18"/>
           <w:szCs w:val="18"/>
         </w:rPr>
@@ -1346,7 +1346,7 @@
     <w:pPr>
       <w:pStyle w:val="Header"/>
       <w:rPr>
-        <w:rFonts w:ascii="Readex Pro Medium" w:hAnsi="Readex Pro Medium" w:cs="Readex Pro Medium"/>
+        <w:rFonts w:ascii="Tahoma" w:hAnsi="Tahoma" w:cs="Tahoma"/>
         <w:sz w:val="40"/>
         <w:szCs w:val="40"/>
       </w:rPr>
@@ -1623,7 +1623,7 @@
     </w:r>
     <w:r>
       <w:rPr>
-        <w:rFonts w:ascii="Readex Pro Medium" w:hAnsi="Readex Pro Medium" w:cs="Readex Pro Medium"/>
+        <w:rFonts w:ascii="Tahoma" w:hAnsi="Tahoma" w:cs="Tahoma"/>
         <w:sz w:val="40"/>
         <w:szCs w:val="40"/>
       </w:rPr>
@@ -1631,7 +1631,7 @@
     </w:r>
     <w:r>
       <w:rPr>
-        <w:rFonts w:ascii="Readex Pro Medium" w:hAnsi="Readex Pro Medium" w:cs="Readex Pro Medium"/>
+        <w:rFonts w:ascii="Tahoma" w:hAnsi="Tahoma" w:cs="Tahoma"/>
         <w:sz w:val="40"/>
         <w:szCs w:val="40"/>
       </w:rPr>
@@ -1690,7 +1690,7 @@
         <w:kern w:val="2"/>
         <w:sz w:val="24"/>
         <w:szCs w:val="24"/>
-        <w:lang w:val="en-US" w:eastAsia="en-US" w:bidi="ar-SA"/>
+        <w:lang w:val="en-US" w:eastAsia="Tahoma" w:bidi="ar-SA"/>
         <w14:ligatures w14:val="standardContextual"/>
       </w:rPr>
     </w:rPrDefault>
@@ -2824,7 +2824,7 @@
     </a:clrScheme>
     <a:fontScheme name="Office">
       <a:majorFont>
-        <a:latin typeface="Aptos Display" panose="02110004020202020204"/>
+        <a:latin typeface="Tahoma" panose="02110004020202020204"/>
         <a:ea typeface=""/>
         <a:cs typeface=""/>
         <a:font script="Jpan" typeface="游ゴシック Light"/>
@@ -2876,7 +2876,7 @@
         <a:font script="Tfng" typeface="Ebrima"/>
       </a:majorFont>
       <a:minorFont>
-        <a:latin typeface="Aptos" panose="02110004020202020204"/>
+        <a:latin typeface="Tahoma" panose="02110004020202020204"/>
         <a:ea typeface=""/>
         <a:cs typeface=""/>
         <a:font script="Jpan" typeface="游明朝"/>
